--- a/Docs/SecurityDocs/SD23A-Letter of confirmation for MCLR LOANS.docx
+++ b/Docs/SecurityDocs/SD23A-Letter of confirmation for MCLR LOANS.docx
@@ -1,6 +1,6 @@
 
 <file path=word/document.xml><?xml version="1.0" encoding="utf-8"?>
-<w:document xmlns:wpc="http://schemas.microsoft.com/office/word/2010/wordprocessingCanvas" xmlns:cx="http://schemas.microsoft.com/office/drawing/2014/chartex" xmlns:cx1="http://schemas.microsoft.com/office/drawing/2015/9/8/chartex" xmlns:cx2="http://schemas.microsoft.com/office/drawing/2015/10/21/chartex" xmlns:cx3="http://schemas.microsoft.com/office/drawing/2016/5/9/chartex" xmlns:cx4="http://schemas.microsoft.com/office/drawing/2016/5/10/chartex" xmlns:cx5="http://schemas.microsoft.com/office/drawing/2016/5/11/chartex" xmlns:cx6="http://schemas.microsoft.com/office/drawing/2016/5/12/chartex" xmlns:cx7="http://schemas.microsoft.com/office/drawing/2016/5/13/chartex" xmlns:cx8="http://schemas.microsoft.com/office/drawing/2016/5/14/chartex" xmlns:mc="http://schemas.openxmlformats.org/markup-compatibility/2006" xmlns:aink="http://schemas.microsoft.com/office/drawing/2016/ink" xmlns:am3d="http://schemas.microsoft.com/office/drawing/2017/model3d" xmlns:o="urn:schemas-microsoft-com:office:office" xmlns:oel="http://schemas.microsoft.com/office/2019/extlst" xmlns:r="http://schemas.openxmlformats.org/officeDocument/2006/relationships" xmlns:m="http://schemas.openxmlformats.org/officeDocument/2006/math" xmlns:v="urn:schemas-microsoft-com:vml" xmlns:wp14="http://schemas.microsoft.com/office/word/2010/wordprocessingDrawing" xmlns:wp="http://schemas.openxmlformats.org/drawingml/2006/wordprocessingDrawing" xmlns:w10="urn:schemas-microsoft-com:office:word" xmlns:w="http://schemas.openxmlformats.org/wordprocessingml/2006/main" xmlns:w14="http://schemas.microsoft.com/office/word/2010/wordml" xmlns:w15="http://schemas.microsoft.com/office/word/2012/wordml" xmlns:w16cei="http://schemas.microsoft.com/office/word/2026/wordml/cei" xmlns:w16cex="http://schemas.microsoft.com/office/word/2018/wordml/cex" xmlns:w16cid="http://schemas.microsoft.com/office/word/2016/wordml/cid" xmlns:w16="http://schemas.microsoft.com/office/word/2018/wordml" xmlns:w16du="http://schemas.microsoft.com/office/word/2023/wordml/word16du" xmlns:w16sdtdh="http://schemas.microsoft.com/office/word/2020/wordml/sdtdatahash" xmlns:w16sdtfl="http://schemas.microsoft.com/office/word/2024/wordml/sdtformatlock" xmlns:w16se="http://schemas.microsoft.com/office/word/2015/wordml/symex" xmlns:wpg="http://schemas.microsoft.com/office/word/2010/wordprocessingGroup" xmlns:wpi="http://schemas.microsoft.com/office/word/2010/wordprocessingInk" xmlns:wne="http://schemas.microsoft.com/office/word/2006/wordml" xmlns:wps="http://schemas.microsoft.com/office/word/2010/wordprocessingShape" mc:Ignorable="w14 w15 w16se w16cid w16 w16cex w16sdtdh w16sdtfl w16du wp14">
+<w:document xmlns:wpc="http://schemas.microsoft.com/office/word/2010/wordprocessingCanvas" xmlns:cx="http://schemas.microsoft.com/office/drawing/2014/chartex" xmlns:cx1="http://schemas.microsoft.com/office/drawing/2015/9/8/chartex" xmlns:cx2="http://schemas.microsoft.com/office/drawing/2015/10/21/chartex" xmlns:cx3="http://schemas.microsoft.com/office/drawing/2016/5/9/chartex" xmlns:cx4="http://schemas.microsoft.com/office/drawing/2016/5/10/chartex" xmlns:cx5="http://schemas.microsoft.com/office/drawing/2016/5/11/chartex" xmlns:cx6="http://schemas.microsoft.com/office/drawing/2016/5/12/chartex" xmlns:cx7="http://schemas.microsoft.com/office/drawing/2016/5/13/chartex" xmlns:cx8="http://schemas.microsoft.com/office/drawing/2016/5/14/chartex" xmlns:mc="http://schemas.openxmlformats.org/markup-compatibility/2006" xmlns:aink="http://schemas.microsoft.com/office/drawing/2016/ink" xmlns:am3d="http://schemas.microsoft.com/office/drawing/2017/model3d" xmlns:o="urn:schemas-microsoft-com:office:office" xmlns:oel="http://schemas.microsoft.com/office/2019/extlst" xmlns:r="http://schemas.openxmlformats.org/officeDocument/2006/relationships" xmlns:m="http://schemas.openxmlformats.org/officeDocument/2006/math" xmlns:v="urn:schemas-microsoft-com:vml" xmlns:wp14="http://schemas.microsoft.com/office/word/2010/wordprocessingDrawing" xmlns:wp="http://schemas.openxmlformats.org/drawingml/2006/wordprocessingDrawing" xmlns:w10="urn:schemas-microsoft-com:office:word" xmlns:w="http://schemas.openxmlformats.org/wordprocessingml/2006/main" xmlns:w14="http://schemas.microsoft.com/office/word/2010/wordml" xmlns:w15="http://schemas.microsoft.com/office/word/2012/wordml" xmlns:w16cex="http://schemas.microsoft.com/office/word/2018/wordml/cex" xmlns:w16cid="http://schemas.microsoft.com/office/word/2016/wordml/cid" xmlns:w16="http://schemas.microsoft.com/office/word/2018/wordml" xmlns:w16du="http://schemas.microsoft.com/office/word/2023/wordml/word16du" xmlns:w16sdtdh="http://schemas.microsoft.com/office/word/2020/wordml/sdtdatahash" xmlns:w16sdtfl="http://schemas.microsoft.com/office/word/2024/wordml/sdtformatlock" xmlns:w16se="http://schemas.microsoft.com/office/word/2015/wordml/symex" xmlns:wpg="http://schemas.microsoft.com/office/word/2010/wordprocessingGroup" xmlns:wpi="http://schemas.microsoft.com/office/word/2010/wordprocessingInk" xmlns:wne="http://schemas.microsoft.com/office/word/2006/wordml" xmlns:wps="http://schemas.microsoft.com/office/word/2010/wordprocessingShape" mc:Ignorable="w14 w15 w16se w16cid w16 w16cex w16sdtdh w16sdtfl w16du wp14">
   <w:body>
     <w:p>
       <w:pPr>
@@ -1233,23 +1233,7 @@
           <w:b/>
           <w:bCs/>
         </w:rPr>
-        <w:t xml:space="preserve">B. </w:t>
-      </w:r>
-      <w:proofErr w:type="gramStart"/>
-      <w:r>
-        <w:rPr>
-          <w:b/>
-          <w:bCs/>
-        </w:rPr>
-        <w:t>Non Fund</w:t>
-      </w:r>
-      <w:proofErr w:type="gramEnd"/>
-      <w:r>
-        <w:rPr>
-          <w:b/>
-          <w:bCs/>
-        </w:rPr>
-        <w:t xml:space="preserve"> Based Limits</w:t>
+        <w:t>B. Non Fund Based Limits</w:t>
       </w:r>
     </w:p>
     <w:tbl>
@@ -2023,23 +2007,7 @@
           <w:i/>
           <w:iCs/>
         </w:rPr>
-        <w:t xml:space="preserve">Notes: Please mention devolved LC/LG as a part of </w:t>
-      </w:r>
-      <w:proofErr w:type="gramStart"/>
-      <w:r>
-        <w:rPr>
-          <w:i/>
-          <w:iCs/>
-        </w:rPr>
-        <w:t>fund based</w:t>
-      </w:r>
-      <w:proofErr w:type="gramEnd"/>
-      <w:r>
-        <w:rPr>
-          <w:i/>
-          <w:iCs/>
-        </w:rPr>
-        <w:t xml:space="preserve"> facilities in this column</w:t>
+        <w:t>Notes: Please mention devolved LC/LG as a part of fund based facilities in this column</w:t>
       </w:r>
     </w:p>
     <w:p>
@@ -2735,7 +2703,6 @@
           </w:tcPr>
           <w:p>
             <w:proofErr w:type="spellStart"/>
-            <w:proofErr w:type="gramStart"/>
             <w:r>
               <w:rPr>
                 <w:b/>
@@ -2744,7 +2711,6 @@
               <w:t>Sl.No</w:t>
             </w:r>
             <w:proofErr w:type="spellEnd"/>
-            <w:proofErr w:type="gramEnd"/>
           </w:p>
         </w:tc>
         <w:tc>
@@ -3251,10 +3217,10 @@
           <w:b/>
           <w:bCs/>
         </w:rPr>
-        <w:t>{{SPREAD_RATE}}</w:t>
-      </w:r>
-      <w:r>
-        <w:t xml:space="preserve"> (spread) </w:t>
+        <w:t xml:space="preserve">{{MCLR_SPREAD_RATE}} </w:t>
+      </w:r>
+      <w:r>
+        <w:t xml:space="preserve">(spread) </w:t>
       </w:r>
       <w:r>
         <w:rPr>
@@ -3276,15 +3242,7 @@
         <w:jc w:val="both"/>
       </w:pPr>
       <w:r>
-        <w:t xml:space="preserve">I/We understand and acknowledge that MCLR shall mean Marginal Cost of </w:t>
-      </w:r>
-      <w:proofErr w:type="gramStart"/>
-      <w:r>
-        <w:t>funds based</w:t>
-      </w:r>
-      <w:proofErr w:type="gramEnd"/>
-      <w:r>
-        <w:t xml:space="preserve"> Lending Rate (minimum rate of interest below which banks cannot lend money) declared by the Bank monthly as per the RBI guidelines. </w:t>
+        <w:t xml:space="preserve">I/We understand and acknowledge that MCLR shall mean Marginal Cost of funds based Lending Rate (minimum rate of interest below which banks cannot lend money) declared by the Bank monthly as per the RBI guidelines. </w:t>
       </w:r>
     </w:p>
     <w:p>
@@ -3533,7 +3491,7 @@
 </file>
 
 <file path=word/endnotes.xml><?xml version="1.0" encoding="utf-8"?>
-<w:endnotes xmlns:wpc="http://schemas.microsoft.com/office/word/2010/wordprocessingCanvas" xmlns:cx="http://schemas.microsoft.com/office/drawing/2014/chartex" xmlns:cx1="http://schemas.microsoft.com/office/drawing/2015/9/8/chartex" xmlns:cx2="http://schemas.microsoft.com/office/drawing/2015/10/21/chartex" xmlns:cx3="http://schemas.microsoft.com/office/drawing/2016/5/9/chartex" xmlns:cx4="http://schemas.microsoft.com/office/drawing/2016/5/10/chartex" xmlns:cx5="http://schemas.microsoft.com/office/drawing/2016/5/11/chartex" xmlns:cx6="http://schemas.microsoft.com/office/drawing/2016/5/12/chartex" xmlns:cx7="http://schemas.microsoft.com/office/drawing/2016/5/13/chartex" xmlns:cx8="http://schemas.microsoft.com/office/drawing/2016/5/14/chartex" xmlns:mc="http://schemas.openxmlformats.org/markup-compatibility/2006" xmlns:aink="http://schemas.microsoft.com/office/drawing/2016/ink" xmlns:am3d="http://schemas.microsoft.com/office/drawing/2017/model3d" xmlns:o="urn:schemas-microsoft-com:office:office" xmlns:oel="http://schemas.microsoft.com/office/2019/extlst" xmlns:r="http://schemas.openxmlformats.org/officeDocument/2006/relationships" xmlns:m="http://schemas.openxmlformats.org/officeDocument/2006/math" xmlns:v="urn:schemas-microsoft-com:vml" xmlns:wp14="http://schemas.microsoft.com/office/word/2010/wordprocessingDrawing" xmlns:wp="http://schemas.openxmlformats.org/drawingml/2006/wordprocessingDrawing" xmlns:w10="urn:schemas-microsoft-com:office:word" xmlns:w="http://schemas.openxmlformats.org/wordprocessingml/2006/main" xmlns:w14="http://schemas.microsoft.com/office/word/2010/wordml" xmlns:w15="http://schemas.microsoft.com/office/word/2012/wordml" xmlns:w16cei="http://schemas.microsoft.com/office/word/2026/wordml/cei" xmlns:w16cex="http://schemas.microsoft.com/office/word/2018/wordml/cex" xmlns:w16cid="http://schemas.microsoft.com/office/word/2016/wordml/cid" xmlns:w16="http://schemas.microsoft.com/office/word/2018/wordml" xmlns:w16du="http://schemas.microsoft.com/office/word/2023/wordml/word16du" xmlns:w16sdtdh="http://schemas.microsoft.com/office/word/2020/wordml/sdtdatahash" xmlns:w16sdtfl="http://schemas.microsoft.com/office/word/2024/wordml/sdtformatlock" xmlns:w16se="http://schemas.microsoft.com/office/word/2015/wordml/symex" xmlns:wpg="http://schemas.microsoft.com/office/word/2010/wordprocessingGroup" xmlns:wpi="http://schemas.microsoft.com/office/word/2010/wordprocessingInk" xmlns:wne="http://schemas.microsoft.com/office/word/2006/wordml" xmlns:wps="http://schemas.microsoft.com/office/word/2010/wordprocessingShape" mc:Ignorable="w14 w15 w16se w16cid w16 w16cex w16sdtdh w16sdtfl w16du wp14">
+<w:endnotes xmlns:wpc="http://schemas.microsoft.com/office/word/2010/wordprocessingCanvas" xmlns:cx="http://schemas.microsoft.com/office/drawing/2014/chartex" xmlns:cx1="http://schemas.microsoft.com/office/drawing/2015/9/8/chartex" xmlns:cx2="http://schemas.microsoft.com/office/drawing/2015/10/21/chartex" xmlns:cx3="http://schemas.microsoft.com/office/drawing/2016/5/9/chartex" xmlns:cx4="http://schemas.microsoft.com/office/drawing/2016/5/10/chartex" xmlns:cx5="http://schemas.microsoft.com/office/drawing/2016/5/11/chartex" xmlns:cx6="http://schemas.microsoft.com/office/drawing/2016/5/12/chartex" xmlns:cx7="http://schemas.microsoft.com/office/drawing/2016/5/13/chartex" xmlns:cx8="http://schemas.microsoft.com/office/drawing/2016/5/14/chartex" xmlns:mc="http://schemas.openxmlformats.org/markup-compatibility/2006" xmlns:aink="http://schemas.microsoft.com/office/drawing/2016/ink" xmlns:am3d="http://schemas.microsoft.com/office/drawing/2017/model3d" xmlns:o="urn:schemas-microsoft-com:office:office" xmlns:oel="http://schemas.microsoft.com/office/2019/extlst" xmlns:r="http://schemas.openxmlformats.org/officeDocument/2006/relationships" xmlns:m="http://schemas.openxmlformats.org/officeDocument/2006/math" xmlns:v="urn:schemas-microsoft-com:vml" xmlns:wp14="http://schemas.microsoft.com/office/word/2010/wordprocessingDrawing" xmlns:wp="http://schemas.openxmlformats.org/drawingml/2006/wordprocessingDrawing" xmlns:w10="urn:schemas-microsoft-com:office:word" xmlns:w="http://schemas.openxmlformats.org/wordprocessingml/2006/main" xmlns:w14="http://schemas.microsoft.com/office/word/2010/wordml" xmlns:w15="http://schemas.microsoft.com/office/word/2012/wordml" xmlns:w16cex="http://schemas.microsoft.com/office/word/2018/wordml/cex" xmlns:w16cid="http://schemas.microsoft.com/office/word/2016/wordml/cid" xmlns:w16="http://schemas.microsoft.com/office/word/2018/wordml" xmlns:w16du="http://schemas.microsoft.com/office/word/2023/wordml/word16du" xmlns:w16sdtdh="http://schemas.microsoft.com/office/word/2020/wordml/sdtdatahash" xmlns:w16sdtfl="http://schemas.microsoft.com/office/word/2024/wordml/sdtformatlock" xmlns:w16se="http://schemas.microsoft.com/office/word/2015/wordml/symex" xmlns:wpg="http://schemas.microsoft.com/office/word/2010/wordprocessingGroup" xmlns:wpi="http://schemas.microsoft.com/office/word/2010/wordprocessingInk" xmlns:wne="http://schemas.microsoft.com/office/word/2006/wordml" xmlns:wps="http://schemas.microsoft.com/office/word/2010/wordprocessingShape" mc:Ignorable="w14 w15 w16se w16cid w16 w16cex w16sdtdh w16sdtfl w16du wp14">
   <w:endnote w:type="separator" w:id="-1">
     <w:p>
       <w:pPr>
@@ -3558,7 +3516,7 @@
 </file>
 
 <file path=word/footer1.xml><?xml version="1.0" encoding="utf-8"?>
-<w:ftr xmlns:wpc="http://schemas.microsoft.com/office/word/2010/wordprocessingCanvas" xmlns:cx="http://schemas.microsoft.com/office/drawing/2014/chartex" xmlns:cx1="http://schemas.microsoft.com/office/drawing/2015/9/8/chartex" xmlns:cx2="http://schemas.microsoft.com/office/drawing/2015/10/21/chartex" xmlns:cx3="http://schemas.microsoft.com/office/drawing/2016/5/9/chartex" xmlns:cx4="http://schemas.microsoft.com/office/drawing/2016/5/10/chartex" xmlns:cx5="http://schemas.microsoft.com/office/drawing/2016/5/11/chartex" xmlns:cx6="http://schemas.microsoft.com/office/drawing/2016/5/12/chartex" xmlns:cx7="http://schemas.microsoft.com/office/drawing/2016/5/13/chartex" xmlns:cx8="http://schemas.microsoft.com/office/drawing/2016/5/14/chartex" xmlns:mc="http://schemas.openxmlformats.org/markup-compatibility/2006" xmlns:aink="http://schemas.microsoft.com/office/drawing/2016/ink" xmlns:am3d="http://schemas.microsoft.com/office/drawing/2017/model3d" xmlns:o="urn:schemas-microsoft-com:office:office" xmlns:oel="http://schemas.microsoft.com/office/2019/extlst" xmlns:r="http://schemas.openxmlformats.org/officeDocument/2006/relationships" xmlns:m="http://schemas.openxmlformats.org/officeDocument/2006/math" xmlns:v="urn:schemas-microsoft-com:vml" xmlns:wp14="http://schemas.microsoft.com/office/word/2010/wordprocessingDrawing" xmlns:wp="http://schemas.openxmlformats.org/drawingml/2006/wordprocessingDrawing" xmlns:w10="urn:schemas-microsoft-com:office:word" xmlns:w="http://schemas.openxmlformats.org/wordprocessingml/2006/main" xmlns:w14="http://schemas.microsoft.com/office/word/2010/wordml" xmlns:w15="http://schemas.microsoft.com/office/word/2012/wordml" xmlns:w16cei="http://schemas.microsoft.com/office/word/2026/wordml/cei" xmlns:w16cex="http://schemas.microsoft.com/office/word/2018/wordml/cex" xmlns:w16cid="http://schemas.microsoft.com/office/word/2016/wordml/cid" xmlns:w16="http://schemas.microsoft.com/office/word/2018/wordml" xmlns:w16du="http://schemas.microsoft.com/office/word/2023/wordml/word16du" xmlns:w16sdtdh="http://schemas.microsoft.com/office/word/2020/wordml/sdtdatahash" xmlns:w16sdtfl="http://schemas.microsoft.com/office/word/2024/wordml/sdtformatlock" xmlns:w16se="http://schemas.microsoft.com/office/word/2015/wordml/symex" xmlns:wpg="http://schemas.microsoft.com/office/word/2010/wordprocessingGroup" xmlns:wpi="http://schemas.microsoft.com/office/word/2010/wordprocessingInk" xmlns:wne="http://schemas.microsoft.com/office/word/2006/wordml" xmlns:wps="http://schemas.microsoft.com/office/word/2010/wordprocessingShape" mc:Ignorable="w14 w15 w16se w16cid w16 w16cex w16sdtdh w16sdtfl w16du wp14">
+<w:ftr xmlns:wpc="http://schemas.microsoft.com/office/word/2010/wordprocessingCanvas" xmlns:cx="http://schemas.microsoft.com/office/drawing/2014/chartex" xmlns:cx1="http://schemas.microsoft.com/office/drawing/2015/9/8/chartex" xmlns:cx2="http://schemas.microsoft.com/office/drawing/2015/10/21/chartex" xmlns:cx3="http://schemas.microsoft.com/office/drawing/2016/5/9/chartex" xmlns:cx4="http://schemas.microsoft.com/office/drawing/2016/5/10/chartex" xmlns:cx5="http://schemas.microsoft.com/office/drawing/2016/5/11/chartex" xmlns:cx6="http://schemas.microsoft.com/office/drawing/2016/5/12/chartex" xmlns:cx7="http://schemas.microsoft.com/office/drawing/2016/5/13/chartex" xmlns:cx8="http://schemas.microsoft.com/office/drawing/2016/5/14/chartex" xmlns:mc="http://schemas.openxmlformats.org/markup-compatibility/2006" xmlns:aink="http://schemas.microsoft.com/office/drawing/2016/ink" xmlns:am3d="http://schemas.microsoft.com/office/drawing/2017/model3d" xmlns:o="urn:schemas-microsoft-com:office:office" xmlns:oel="http://schemas.microsoft.com/office/2019/extlst" xmlns:r="http://schemas.openxmlformats.org/officeDocument/2006/relationships" xmlns:m="http://schemas.openxmlformats.org/officeDocument/2006/math" xmlns:v="urn:schemas-microsoft-com:vml" xmlns:wp14="http://schemas.microsoft.com/office/word/2010/wordprocessingDrawing" xmlns:wp="http://schemas.openxmlformats.org/drawingml/2006/wordprocessingDrawing" xmlns:w10="urn:schemas-microsoft-com:office:word" xmlns:w="http://schemas.openxmlformats.org/wordprocessingml/2006/main" xmlns:w14="http://schemas.microsoft.com/office/word/2010/wordml" xmlns:w15="http://schemas.microsoft.com/office/word/2012/wordml" xmlns:w16cex="http://schemas.microsoft.com/office/word/2018/wordml/cex" xmlns:w16cid="http://schemas.microsoft.com/office/word/2016/wordml/cid" xmlns:w16="http://schemas.microsoft.com/office/word/2018/wordml" xmlns:w16du="http://schemas.microsoft.com/office/word/2023/wordml/word16du" xmlns:w16sdtdh="http://schemas.microsoft.com/office/word/2020/wordml/sdtdatahash" xmlns:w16sdtfl="http://schemas.microsoft.com/office/word/2024/wordml/sdtformatlock" xmlns:w16se="http://schemas.microsoft.com/office/word/2015/wordml/symex" xmlns:wpg="http://schemas.microsoft.com/office/word/2010/wordprocessingGroup" xmlns:wpi="http://schemas.microsoft.com/office/word/2010/wordprocessingInk" xmlns:wne="http://schemas.microsoft.com/office/word/2006/wordml" xmlns:wps="http://schemas.microsoft.com/office/word/2010/wordprocessingShape" mc:Ignorable="w14 w15 w16se w16cid w16 w16cex w16sdtdh w16sdtfl w16du wp14">
   <w:sdt>
     <w:sdtPr>
       <w:id w:val="-127088549"/>
@@ -3625,7 +3583,7 @@
 </file>
 
 <file path=word/footnotes.xml><?xml version="1.0" encoding="utf-8"?>
-<w:footnotes xmlns:wpc="http://schemas.microsoft.com/office/word/2010/wordprocessingCanvas" xmlns:cx="http://schemas.microsoft.com/office/drawing/2014/chartex" xmlns:cx1="http://schemas.microsoft.com/office/drawing/2015/9/8/chartex" xmlns:cx2="http://schemas.microsoft.com/office/drawing/2015/10/21/chartex" xmlns:cx3="http://schemas.microsoft.com/office/drawing/2016/5/9/chartex" xmlns:cx4="http://schemas.microsoft.com/office/drawing/2016/5/10/chartex" xmlns:cx5="http://schemas.microsoft.com/office/drawing/2016/5/11/chartex" xmlns:cx6="http://schemas.microsoft.com/office/drawing/2016/5/12/chartex" xmlns:cx7="http://schemas.microsoft.com/office/drawing/2016/5/13/chartex" xmlns:cx8="http://schemas.microsoft.com/office/drawing/2016/5/14/chartex" xmlns:mc="http://schemas.openxmlformats.org/markup-compatibility/2006" xmlns:aink="http://schemas.microsoft.com/office/drawing/2016/ink" xmlns:am3d="http://schemas.microsoft.com/office/drawing/2017/model3d" xmlns:o="urn:schemas-microsoft-com:office:office" xmlns:oel="http://schemas.microsoft.com/office/2019/extlst" xmlns:r="http://schemas.openxmlformats.org/officeDocument/2006/relationships" xmlns:m="http://schemas.openxmlformats.org/officeDocument/2006/math" xmlns:v="urn:schemas-microsoft-com:vml" xmlns:wp14="http://schemas.microsoft.com/office/word/2010/wordprocessingDrawing" xmlns:wp="http://schemas.openxmlformats.org/drawingml/2006/wordprocessingDrawing" xmlns:w10="urn:schemas-microsoft-com:office:word" xmlns:w="http://schemas.openxmlformats.org/wordprocessingml/2006/main" xmlns:w14="http://schemas.microsoft.com/office/word/2010/wordml" xmlns:w15="http://schemas.microsoft.com/office/word/2012/wordml" xmlns:w16cei="http://schemas.microsoft.com/office/word/2026/wordml/cei" xmlns:w16cex="http://schemas.microsoft.com/office/word/2018/wordml/cex" xmlns:w16cid="http://schemas.microsoft.com/office/word/2016/wordml/cid" xmlns:w16="http://schemas.microsoft.com/office/word/2018/wordml" xmlns:w16du="http://schemas.microsoft.com/office/word/2023/wordml/word16du" xmlns:w16sdtdh="http://schemas.microsoft.com/office/word/2020/wordml/sdtdatahash" xmlns:w16sdtfl="http://schemas.microsoft.com/office/word/2024/wordml/sdtformatlock" xmlns:w16se="http://schemas.microsoft.com/office/word/2015/wordml/symex" xmlns:wpg="http://schemas.microsoft.com/office/word/2010/wordprocessingGroup" xmlns:wpi="http://schemas.microsoft.com/office/word/2010/wordprocessingInk" xmlns:wne="http://schemas.microsoft.com/office/word/2006/wordml" xmlns:wps="http://schemas.microsoft.com/office/word/2010/wordprocessingShape" mc:Ignorable="w14 w15 w16se w16cid w16 w16cex w16sdtdh w16sdtfl w16du wp14">
+<w:footnotes xmlns:wpc="http://schemas.microsoft.com/office/word/2010/wordprocessingCanvas" xmlns:cx="http://schemas.microsoft.com/office/drawing/2014/chartex" xmlns:cx1="http://schemas.microsoft.com/office/drawing/2015/9/8/chartex" xmlns:cx2="http://schemas.microsoft.com/office/drawing/2015/10/21/chartex" xmlns:cx3="http://schemas.microsoft.com/office/drawing/2016/5/9/chartex" xmlns:cx4="http://schemas.microsoft.com/office/drawing/2016/5/10/chartex" xmlns:cx5="http://schemas.microsoft.com/office/drawing/2016/5/11/chartex" xmlns:cx6="http://schemas.microsoft.com/office/drawing/2016/5/12/chartex" xmlns:cx7="http://schemas.microsoft.com/office/drawing/2016/5/13/chartex" xmlns:cx8="http://schemas.microsoft.com/office/drawing/2016/5/14/chartex" xmlns:mc="http://schemas.openxmlformats.org/markup-compatibility/2006" xmlns:aink="http://schemas.microsoft.com/office/drawing/2016/ink" xmlns:am3d="http://schemas.microsoft.com/office/drawing/2017/model3d" xmlns:o="urn:schemas-microsoft-com:office:office" xmlns:oel="http://schemas.microsoft.com/office/2019/extlst" xmlns:r="http://schemas.openxmlformats.org/officeDocument/2006/relationships" xmlns:m="http://schemas.openxmlformats.org/officeDocument/2006/math" xmlns:v="urn:schemas-microsoft-com:vml" xmlns:wp14="http://schemas.microsoft.com/office/word/2010/wordprocessingDrawing" xmlns:wp="http://schemas.openxmlformats.org/drawingml/2006/wordprocessingDrawing" xmlns:w10="urn:schemas-microsoft-com:office:word" xmlns:w="http://schemas.openxmlformats.org/wordprocessingml/2006/main" xmlns:w14="http://schemas.microsoft.com/office/word/2010/wordml" xmlns:w15="http://schemas.microsoft.com/office/word/2012/wordml" xmlns:w16cex="http://schemas.microsoft.com/office/word/2018/wordml/cex" xmlns:w16cid="http://schemas.microsoft.com/office/word/2016/wordml/cid" xmlns:w16="http://schemas.microsoft.com/office/word/2018/wordml" xmlns:w16du="http://schemas.microsoft.com/office/word/2023/wordml/word16du" xmlns:w16sdtdh="http://schemas.microsoft.com/office/word/2020/wordml/sdtdatahash" xmlns:w16sdtfl="http://schemas.microsoft.com/office/word/2024/wordml/sdtformatlock" xmlns:w16se="http://schemas.microsoft.com/office/word/2015/wordml/symex" xmlns:wpg="http://schemas.microsoft.com/office/word/2010/wordprocessingGroup" xmlns:wpi="http://schemas.microsoft.com/office/word/2010/wordprocessingInk" xmlns:wne="http://schemas.microsoft.com/office/word/2006/wordml" xmlns:wps="http://schemas.microsoft.com/office/word/2010/wordprocessingShape" mc:Ignorable="w14 w15 w16se w16cid w16 w16cex w16sdtdh w16sdtfl w16du wp14">
   <w:footnote w:type="separator" w:id="-1">
     <w:p>
       <w:pPr>
@@ -3650,7 +3608,7 @@
 </file>
 
 <file path=word/numbering.xml><?xml version="1.0" encoding="utf-8"?>
-<w:numbering xmlns:wpc="http://schemas.microsoft.com/office/word/2010/wordprocessingCanvas" xmlns:cx="http://schemas.microsoft.com/office/drawing/2014/chartex" xmlns:cx1="http://schemas.microsoft.com/office/drawing/2015/9/8/chartex" xmlns:cx2="http://schemas.microsoft.com/office/drawing/2015/10/21/chartex" xmlns:cx3="http://schemas.microsoft.com/office/drawing/2016/5/9/chartex" xmlns:cx4="http://schemas.microsoft.com/office/drawing/2016/5/10/chartex" xmlns:cx5="http://schemas.microsoft.com/office/drawing/2016/5/11/chartex" xmlns:cx6="http://schemas.microsoft.com/office/drawing/2016/5/12/chartex" xmlns:cx7="http://schemas.microsoft.com/office/drawing/2016/5/13/chartex" xmlns:cx8="http://schemas.microsoft.com/office/drawing/2016/5/14/chartex" xmlns:mc="http://schemas.openxmlformats.org/markup-compatibility/2006" xmlns:aink="http://schemas.microsoft.com/office/drawing/2016/ink" xmlns:am3d="http://schemas.microsoft.com/office/drawing/2017/model3d" xmlns:o="urn:schemas-microsoft-com:office:office" xmlns:oel="http://schemas.microsoft.com/office/2019/extlst" xmlns:r="http://schemas.openxmlformats.org/officeDocument/2006/relationships" xmlns:m="http://schemas.openxmlformats.org/officeDocument/2006/math" xmlns:v="urn:schemas-microsoft-com:vml" xmlns:wp14="http://schemas.microsoft.com/office/word/2010/wordprocessingDrawing" xmlns:wp="http://schemas.openxmlformats.org/drawingml/2006/wordprocessingDrawing" xmlns:w10="urn:schemas-microsoft-com:office:word" xmlns:w="http://schemas.openxmlformats.org/wordprocessingml/2006/main" xmlns:w14="http://schemas.microsoft.com/office/word/2010/wordml" xmlns:w15="http://schemas.microsoft.com/office/word/2012/wordml" xmlns:w16cei="http://schemas.microsoft.com/office/word/2026/wordml/cei" xmlns:w16cex="http://schemas.microsoft.com/office/word/2018/wordml/cex" xmlns:w16cid="http://schemas.microsoft.com/office/word/2016/wordml/cid" xmlns:w16="http://schemas.microsoft.com/office/word/2018/wordml" xmlns:w16du="http://schemas.microsoft.com/office/word/2023/wordml/word16du" xmlns:w16sdtdh="http://schemas.microsoft.com/office/word/2020/wordml/sdtdatahash" xmlns:w16sdtfl="http://schemas.microsoft.com/office/word/2024/wordml/sdtformatlock" xmlns:w16se="http://schemas.microsoft.com/office/word/2015/wordml/symex" xmlns:wpg="http://schemas.microsoft.com/office/word/2010/wordprocessingGroup" xmlns:wpi="http://schemas.microsoft.com/office/word/2010/wordprocessingInk" xmlns:wne="http://schemas.microsoft.com/office/word/2006/wordml" xmlns:wps="http://schemas.microsoft.com/office/word/2010/wordprocessingShape" mc:Ignorable="w14 w15 w16se w16cid w16 w16cex w16sdtdh w16sdtfl w16du wp14">
+<w:numbering xmlns:wpc="http://schemas.microsoft.com/office/word/2010/wordprocessingCanvas" xmlns:cx="http://schemas.microsoft.com/office/drawing/2014/chartex" xmlns:cx1="http://schemas.microsoft.com/office/drawing/2015/9/8/chartex" xmlns:cx2="http://schemas.microsoft.com/office/drawing/2015/10/21/chartex" xmlns:cx3="http://schemas.microsoft.com/office/drawing/2016/5/9/chartex" xmlns:cx4="http://schemas.microsoft.com/office/drawing/2016/5/10/chartex" xmlns:cx5="http://schemas.microsoft.com/office/drawing/2016/5/11/chartex" xmlns:cx6="http://schemas.microsoft.com/office/drawing/2016/5/12/chartex" xmlns:cx7="http://schemas.microsoft.com/office/drawing/2016/5/13/chartex" xmlns:cx8="http://schemas.microsoft.com/office/drawing/2016/5/14/chartex" xmlns:mc="http://schemas.openxmlformats.org/markup-compatibility/2006" xmlns:aink="http://schemas.microsoft.com/office/drawing/2016/ink" xmlns:am3d="http://schemas.microsoft.com/office/drawing/2017/model3d" xmlns:o="urn:schemas-microsoft-com:office:office" xmlns:oel="http://schemas.microsoft.com/office/2019/extlst" xmlns:r="http://schemas.openxmlformats.org/officeDocument/2006/relationships" xmlns:m="http://schemas.openxmlformats.org/officeDocument/2006/math" xmlns:v="urn:schemas-microsoft-com:vml" xmlns:wp14="http://schemas.microsoft.com/office/word/2010/wordprocessingDrawing" xmlns:wp="http://schemas.openxmlformats.org/drawingml/2006/wordprocessingDrawing" xmlns:w10="urn:schemas-microsoft-com:office:word" xmlns:w="http://schemas.openxmlformats.org/wordprocessingml/2006/main" xmlns:w14="http://schemas.microsoft.com/office/word/2010/wordml" xmlns:w15="http://schemas.microsoft.com/office/word/2012/wordml" xmlns:w16cex="http://schemas.microsoft.com/office/word/2018/wordml/cex" xmlns:w16cid="http://schemas.microsoft.com/office/word/2016/wordml/cid" xmlns:w16="http://schemas.microsoft.com/office/word/2018/wordml" xmlns:w16du="http://schemas.microsoft.com/office/word/2023/wordml/word16du" xmlns:w16sdtdh="http://schemas.microsoft.com/office/word/2020/wordml/sdtdatahash" xmlns:w16sdtfl="http://schemas.microsoft.com/office/word/2024/wordml/sdtformatlock" xmlns:w16se="http://schemas.microsoft.com/office/word/2015/wordml/symex" xmlns:wpg="http://schemas.microsoft.com/office/word/2010/wordprocessingGroup" xmlns:wpi="http://schemas.microsoft.com/office/word/2010/wordprocessingInk" xmlns:wne="http://schemas.microsoft.com/office/word/2006/wordml" xmlns:wps="http://schemas.microsoft.com/office/word/2010/wordprocessingShape" mc:Ignorable="w14 w15 w16se w16cid w16 w16cex w16sdtdh w16sdtfl w16du wp14">
   <w:abstractNum w:abstractNumId="0" w15:restartNumberingAfterBreak="0">
     <w:nsid w:val="0D5E0614"/>
     <w:multiLevelType w:val="hybridMultilevel"/>
